--- a/docs/project report.docx
+++ b/docs/project report.docx
@@ -16,7 +16,7 @@
       <w:pPr>
         <w:pStyle w:val="Author"/>
         <w:spacing w:before="100" w:beforeAutospacing="1"/>
-        <w:jc w:val="both"/>
+        <w:jc w:val="right"/>
         <w:rPr>
           <w:sz w:val="18"/>
           <w:szCs w:val="18"/>
@@ -35,147 +35,87 @@
           <w:i/>
           <w:iCs/>
         </w:rPr>
-        <w:t>hemal</w:t>
-      </w:r>
-    </w:p>
-    <w:p>
-      <w:pPr>
+        <w:t>H</w:t>
+      </w:r>
+      <w:r>
         <w:rPr>
           <w:i/>
           <w:iCs/>
         </w:rPr>
-      </w:pPr>
+        <w:t>emal</w:t>
+      </w:r>
       <w:r>
         <w:rPr>
           <w:i/>
           <w:iCs/>
         </w:rPr>
-        <w:t>Purna</w:t>
-      </w:r>
-    </w:p>
-    <w:p>
-      <w:pPr>
+        <w:t xml:space="preserve"> </w:t>
+      </w:r>
+      <w:proofErr w:type="spellStart"/>
+      <w:r>
         <w:rPr>
           <w:i/>
           <w:iCs/>
         </w:rPr>
-      </w:pPr>
+        <w:t>Ankeswar</w:t>
+      </w:r>
+      <w:proofErr w:type="spellEnd"/>
       <w:r>
         <w:rPr>
           <w:i/>
           <w:iCs/>
         </w:rPr>
-        <w:t xml:space="preserve">dept. </w:t>
-      </w:r>
-      <w:proofErr w:type="gramStart"/>
-      <w:r>
+        <w:t xml:space="preserve">                                    </w:t>
+      </w:r>
+    </w:p>
+    <w:p>
+      <w:pPr>
         <w:rPr>
           <w:i/>
           <w:iCs/>
         </w:rPr>
-        <w:t>n</w:t>
-      </w:r>
-      <w:proofErr w:type="spellStart"/>
-      <w:r>
-        <w:rPr>
-          <w:i/>
-          <w:iCs/>
-        </w:rPr>
-        <w:t>ame</w:t>
-      </w:r>
-      <w:r>
-        <w:rPr>
-          <w:i/>
-          <w:iCs/>
-        </w:rPr>
-        <w:t>:School</w:t>
-      </w:r>
-      <w:proofErr w:type="spellEnd"/>
-      <w:proofErr w:type="gramEnd"/>
-      <w:r>
-        <w:rPr>
-          <w:i/>
-          <w:iCs/>
-        </w:rPr>
-        <w:t xml:space="preserve"> of computing </w:t>
-      </w:r>
-      <w:r>
-        <w:rPr>
-          <w:i/>
-          <w:iCs/>
-        </w:rPr>
+      </w:pPr>
+      <w:r>
+        <w:t xml:space="preserve">School of computing </w:t>
+      </w:r>
+      <w:r>
         <w:t xml:space="preserve">and </w:t>
       </w:r>
       <w:r>
-        <w:rPr>
-          <w:i/>
-          <w:iCs/>
-        </w:rPr>
-        <w:t>data science</w:t>
-      </w:r>
-      <w:r>
-        <w:rPr>
-          <w:i/>
-          <w:iCs/>
-        </w:rPr>
+        <w:t>data</w:t>
+      </w:r>
+      <w:r>
+        <w:t xml:space="preserve">     </w:t>
+      </w:r>
+      <w:r>
+        <w:t>science</w:t>
+      </w:r>
+      <w:r>
+        <w:t xml:space="preserve"> </w:t>
+      </w:r>
+      <w:r>
         <w:br/>
       </w:r>
       <w:r>
-        <w:rPr>
-          <w:i/>
-          <w:iCs/>
-        </w:rPr>
         <w:t>Sai University</w:t>
       </w:r>
       <w:r>
-        <w:rPr>
-          <w:i/>
-          <w:iCs/>
-        </w:rPr>
         <w:br/>
       </w:r>
       <w:r>
-        <w:rPr>
-          <w:i/>
-          <w:iCs/>
-        </w:rPr>
         <w:t>Chennai</w:t>
       </w:r>
       <w:r>
-        <w:rPr>
-          <w:i/>
-          <w:iCs/>
-        </w:rPr>
         <w:t>,</w:t>
       </w:r>
       <w:r>
-        <w:rPr>
-          <w:i/>
-          <w:iCs/>
-        </w:rPr>
         <w:t xml:space="preserve"> India</w:t>
       </w:r>
       <w:r>
-        <w:rPr>
-          <w:i/>
-          <w:iCs/>
-        </w:rPr>
         <w:br/>
-        <w:t>e</w:t>
-      </w:r>
-      <w:r>
-        <w:rPr>
-          <w:i/>
-          <w:iCs/>
-        </w:rPr>
-        <w:t>ma</w:t>
-      </w:r>
-      <w:r>
-        <w:rPr>
-          <w:i/>
-          <w:iCs/>
-        </w:rPr>
-        <w:t>il address</w:t>
+      </w:r>
+      <w:r>
+        <w:t>hemalankeswa@gmail.com</w:t>
       </w:r>
     </w:p>
     <w:p>
@@ -206,7 +146,251 @@
         <w:t xml:space="preserve">E-Learning Platform </w:t>
       </w:r>
     </w:p>
-    <w:p/>
+    <w:p>
+      <w:r>
+        <w:rPr>
+          <w:noProof/>
+        </w:rPr>
+        <mc:AlternateContent>
+          <mc:Choice Requires="wps">
+            <w:drawing>
+              <wp:anchor distT="0" distB="0" distL="114300" distR="114300" simplePos="0" relativeHeight="251659264" behindDoc="0" locked="0" layoutInCell="1" allowOverlap="1" wp14:anchorId="122DF9D9" wp14:editId="04413411">
+                <wp:simplePos x="0" y="0"/>
+                <wp:positionH relativeFrom="column">
+                  <wp:posOffset>906248</wp:posOffset>
+                </wp:positionH>
+                <wp:positionV relativeFrom="paragraph">
+                  <wp:posOffset>250560</wp:posOffset>
+                </wp:positionV>
+                <wp:extent cx="2893671" cy="1383174"/>
+                <wp:effectExtent l="0" t="0" r="0" b="7620"/>
+                <wp:wrapNone/>
+                <wp:docPr id="337490284" name="Text Box 1"/>
+                <wp:cNvGraphicFramePr/>
+                <a:graphic xmlns:a="http://schemas.openxmlformats.org/drawingml/2006/main">
+                  <a:graphicData uri="http://schemas.microsoft.com/office/word/2010/wordprocessingShape">
+                    <wps:wsp>
+                      <wps:cNvSpPr txBox="1"/>
+                      <wps:spPr>
+                        <a:xfrm>
+                          <a:off x="0" y="0"/>
+                          <a:ext cx="2893671" cy="1383174"/>
+                        </a:xfrm>
+                        <a:prstGeom prst="rect">
+                          <a:avLst/>
+                        </a:prstGeom>
+                        <a:noFill/>
+                        <a:ln>
+                          <a:noFill/>
+                        </a:ln>
+                      </wps:spPr>
+                      <wps:style>
+                        <a:lnRef idx="0">
+                          <a:scrgbClr r="0" g="0" b="0"/>
+                        </a:lnRef>
+                        <a:fillRef idx="0">
+                          <a:scrgbClr r="0" g="0" b="0"/>
+                        </a:fillRef>
+                        <a:effectRef idx="0">
+                          <a:scrgbClr r="0" g="0" b="0"/>
+                        </a:effectRef>
+                        <a:fontRef idx="minor">
+                          <a:schemeClr val="dk1"/>
+                        </a:fontRef>
+                      </wps:style>
+                      <wps:txbx>
+                        <w:txbxContent>
+                          <w:p>
+                            <w:pPr>
+                              <w:rPr>
+                                <w:lang w:val="en-IN"/>
+                              </w:rPr>
+                            </w:pPr>
+                            <w:r>
+                              <w:rPr>
+                                <w:lang w:val="en-IN"/>
+                              </w:rPr>
+                              <w:t xml:space="preserve">Sri Purna </w:t>
+                            </w:r>
+                            <w:proofErr w:type="spellStart"/>
+                            <w:r>
+                              <w:rPr>
+                                <w:lang w:val="en-IN"/>
+                              </w:rPr>
+                              <w:t>akshith</w:t>
+                            </w:r>
+                            <w:proofErr w:type="spellEnd"/>
+                          </w:p>
+                          <w:p>
+                            <w:pPr>
+                              <w:rPr>
+                                <w:lang w:val="en-IN"/>
+                              </w:rPr>
+                            </w:pPr>
+                            <w:r>
+                              <w:rPr>
+                                <w:lang w:val="en-IN"/>
+                              </w:rPr>
+                              <w:t>School of computing and data science</w:t>
+                            </w:r>
+                          </w:p>
+                          <w:p>
+                            <w:pPr>
+                              <w:rPr>
+                                <w:lang w:val="en-IN"/>
+                              </w:rPr>
+                            </w:pPr>
+                            <w:r>
+                              <w:rPr>
+                                <w:lang w:val="en-IN"/>
+                              </w:rPr>
+                              <w:t>Sai University</w:t>
+                            </w:r>
+                          </w:p>
+                          <w:p>
+                            <w:pPr>
+                              <w:rPr>
+                                <w:lang w:val="en-IN"/>
+                              </w:rPr>
+                            </w:pPr>
+                            <w:proofErr w:type="spellStart"/>
+                            <w:proofErr w:type="gramStart"/>
+                            <w:r>
+                              <w:rPr>
+                                <w:lang w:val="en-IN"/>
+                              </w:rPr>
+                              <w:t>Chennai,India</w:t>
+                            </w:r>
+                            <w:proofErr w:type="spellEnd"/>
+                            <w:proofErr w:type="gramEnd"/>
+                          </w:p>
+                          <w:p>
+                            <w:pPr>
+                              <w:rPr>
+                                <w:lang w:val="en-IN"/>
+                              </w:rPr>
+                            </w:pPr>
+                            <w:r>
+                              <w:rPr>
+                                <w:lang w:val="en-IN"/>
+                              </w:rPr>
+                              <w:t>kpurnaakshith@gmail.com</w:t>
+                            </w:r>
+                          </w:p>
+                        </w:txbxContent>
+                      </wps:txbx>
+                      <wps:bodyPr rot="0" spcFirstLastPara="0" vertOverflow="overflow" horzOverflow="overflow" vert="horz" wrap="square" lIns="91440" tIns="45720" rIns="91440" bIns="45720" numCol="1" spcCol="0" rtlCol="0" fromWordArt="0" anchor="t" anchorCtr="0" forceAA="0" compatLnSpc="1">
+                        <a:prstTxWarp prst="textNoShape">
+                          <a:avLst/>
+                        </a:prstTxWarp>
+                        <a:noAutofit/>
+                      </wps:bodyPr>
+                    </wps:wsp>
+                  </a:graphicData>
+                </a:graphic>
+                <wp14:sizeRelH relativeFrom="margin">
+                  <wp14:pctWidth>0</wp14:pctWidth>
+                </wp14:sizeRelH>
+                <wp14:sizeRelV relativeFrom="margin">
+                  <wp14:pctHeight>0</wp14:pctHeight>
+                </wp14:sizeRelV>
+              </wp:anchor>
+            </w:drawing>
+          </mc:Choice>
+          <mc:Fallback>
+            <w:pict>
+              <v:shapetype w14:anchorId="122DF9D9" id="_x0000_t202" coordsize="21600,21600" o:spt="202" path="m,l,21600r21600,l21600,xe">
+                <v:stroke joinstyle="miter"/>
+                <v:path gradientshapeok="t" o:connecttype="rect"/>
+              </v:shapetype>
+              <v:shape id="Text Box 1" o:spid="_x0000_s1026" type="#_x0000_t202" style="position:absolute;left:0;text-align:left;margin-left:71.35pt;margin-top:19.75pt;width:227.85pt;height:108.9pt;z-index:251659264;visibility:visible;mso-wrap-style:square;mso-width-percent:0;mso-height-percent:0;mso-wrap-distance-left:9pt;mso-wrap-distance-top:0;mso-wrap-distance-right:9pt;mso-wrap-distance-bottom:0;mso-position-horizontal:absolute;mso-position-horizontal-relative:text;mso-position-vertical:absolute;mso-position-vertical-relative:text;mso-width-percent:0;mso-height-percent:0;mso-width-relative:margin;mso-height-relative:margin;v-text-anchor:top" o:gfxdata="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" filled="f" stroked="f">
+                <v:textbox>
+                  <w:txbxContent>
+                    <w:p>
+                      <w:pPr>
+                        <w:rPr>
+                          <w:lang w:val="en-IN"/>
+                        </w:rPr>
+                      </w:pPr>
+                      <w:r>
+                        <w:rPr>
+                          <w:lang w:val="en-IN"/>
+                        </w:rPr>
+                        <w:t xml:space="preserve">Sri Purna </w:t>
+                      </w:r>
+                      <w:proofErr w:type="spellStart"/>
+                      <w:r>
+                        <w:rPr>
+                          <w:lang w:val="en-IN"/>
+                        </w:rPr>
+                        <w:t>akshith</w:t>
+                      </w:r>
+                      <w:proofErr w:type="spellEnd"/>
+                    </w:p>
+                    <w:p>
+                      <w:pPr>
+                        <w:rPr>
+                          <w:lang w:val="en-IN"/>
+                        </w:rPr>
+                      </w:pPr>
+                      <w:r>
+                        <w:rPr>
+                          <w:lang w:val="en-IN"/>
+                        </w:rPr>
+                        <w:t>School of computing and data science</w:t>
+                      </w:r>
+                    </w:p>
+                    <w:p>
+                      <w:pPr>
+                        <w:rPr>
+                          <w:lang w:val="en-IN"/>
+                        </w:rPr>
+                      </w:pPr>
+                      <w:r>
+                        <w:rPr>
+                          <w:lang w:val="en-IN"/>
+                        </w:rPr>
+                        <w:t>Sai University</w:t>
+                      </w:r>
+                    </w:p>
+                    <w:p>
+                      <w:pPr>
+                        <w:rPr>
+                          <w:lang w:val="en-IN"/>
+                        </w:rPr>
+                      </w:pPr>
+                      <w:proofErr w:type="spellStart"/>
+                      <w:proofErr w:type="gramStart"/>
+                      <w:r>
+                        <w:rPr>
+                          <w:lang w:val="en-IN"/>
+                        </w:rPr>
+                        <w:t>Chennai,India</w:t>
+                      </w:r>
+                      <w:proofErr w:type="spellEnd"/>
+                      <w:proofErr w:type="gramEnd"/>
+                    </w:p>
+                    <w:p>
+                      <w:pPr>
+                        <w:rPr>
+                          <w:lang w:val="en-IN"/>
+                        </w:rPr>
+                      </w:pPr>
+                      <w:r>
+                        <w:rPr>
+                          <w:lang w:val="en-IN"/>
+                        </w:rPr>
+                        <w:t>kpurnaakshith@gmail.com</w:t>
+                      </w:r>
+                    </w:p>
+                  </w:txbxContent>
+                </v:textbox>
+              </v:shape>
+            </w:pict>
+          </mc:Fallback>
+        </mc:AlternateContent>
+      </w:r>
+    </w:p>
     <w:p>
       <w:pPr>
         <w:sectPr>
@@ -622,7 +806,21 @@
           <w:rFonts w:eastAsia="Times New Roman"/>
           <w:lang w:val="en-IN" w:eastAsia="en-IN"/>
         </w:rPr>
+        <w:t xml:space="preserve">                  </w:t>
+      </w:r>
+      <w:r>
+        <w:rPr>
+          <w:rFonts w:eastAsia="Times New Roman"/>
+          <w:lang w:val="en-IN" w:eastAsia="en-IN"/>
+        </w:rPr>
         <w:t xml:space="preserve">Update routes </w:t>
+      </w:r>
+      <w:r>
+        <w:rPr>
+          <w:rFonts w:eastAsia="Times New Roman"/>
+          <w:lang w:val="en-IN" w:eastAsia="en-IN"/>
+        </w:rPr>
+        <w:t xml:space="preserve">                                                                                           </w:t>
       </w:r>
     </w:p>
     <w:p>
@@ -634,13 +832,6 @@
           <w:lang w:val="en-IN" w:eastAsia="en-IN"/>
         </w:rPr>
       </w:pPr>
-      <w:r>
-        <w:rPr>
-          <w:rFonts w:eastAsia="Times New Roman"/>
-          <w:lang w:val="en-IN" w:eastAsia="en-IN"/>
-        </w:rPr>
-        <w:t xml:space="preserve">            </w:t>
-      </w:r>
       <w:r>
         <w:rPr>
           <w:rFonts w:eastAsia="Times New Roman"/>
@@ -1377,7 +1568,6 @@
           <w:color w:val="2F5496" w:themeColor="accent5" w:themeShade="BF"/>
           <w:lang w:val="en-IN"/>
         </w:rPr>
-        <w:lastRenderedPageBreak/>
         <w:t>Compiler</w:t>
       </w:r>
       <w:r>
@@ -1434,6 +1624,7 @@
           <w:color w:val="2F5496" w:themeColor="accent5" w:themeShade="BF"/>
           <w:lang w:val="en-IN"/>
         </w:rPr>
+        <w:lastRenderedPageBreak/>
         <w:t>Interface</w:t>
       </w:r>
       <w:r>
@@ -2947,6 +3138,27 @@
 
 <file path=word/footer2.xml><?xml version="1.0" encoding="utf-8"?>
 <w:ftr xmlns:wpc="http://schemas.microsoft.com/office/word/2010/wordprocessingCanvas" xmlns:cx="http://schemas.microsoft.com/office/drawing/2014/chartex" xmlns:cx1="http://schemas.microsoft.com/office/drawing/2015/9/8/chartex" xmlns:cx2="http://schemas.microsoft.com/office/drawing/2015/10/21/chartex" xmlns:cx3="http://schemas.microsoft.com/office/drawing/2016/5/9/chartex" xmlns:cx4="http://schemas.microsoft.com/office/drawing/2016/5/10/chartex" xmlns:cx5="http://schemas.microsoft.com/office/drawing/2016/5/11/chartex" xmlns:cx6="http://schemas.microsoft.com/office/drawing/2016/5/12/chartex" xmlns:cx7="http://schemas.microsoft.com/office/drawing/2016/5/13/chartex" xmlns:cx8="http://schemas.microsoft.com/office/drawing/2016/5/14/chartex" xmlns:mc="http://schemas.openxmlformats.org/markup-compatibility/2006" xmlns:aink="http://schemas.microsoft.com/office/drawing/2016/ink" xmlns:am3d="http://schemas.microsoft.com/office/drawing/2017/model3d" xmlns:o="urn:schemas-microsoft-com:office:office" xmlns:oel="http://schemas.microsoft.com/office/2019/extlst" xmlns:r="http://schemas.openxmlformats.org/officeDocument/2006/relationships" xmlns:m="http://schemas.openxmlformats.org/officeDocument/2006/math" xmlns:v="urn:schemas-microsoft-com:vml" xmlns:wp14="http://schemas.microsoft.com/office/word/2010/wordprocessingDrawing" xmlns:wp="http://schemas.openxmlformats.org/drawingml/2006/wordprocessingDrawing" xmlns:w10="urn:schemas-microsoft-com:office:word" xmlns:w="http://schemas.openxmlformats.org/wordprocessingml/2006/main" xmlns:w14="http://schemas.microsoft.com/office/word/2010/wordml" xmlns:w15="http://schemas.microsoft.com/office/word/2012/wordml" xmlns:w16cex="http://schemas.microsoft.com/office/word/2018/wordml/cex" xmlns:w16cid="http://schemas.microsoft.com/office/word/2016/wordml/cid" xmlns:w16="http://schemas.microsoft.com/office/word/2018/wordml" xmlns:w16du="http://schemas.microsoft.com/office/word/2023/wordml/word16du" xmlns:w16sdtdh="http://schemas.microsoft.com/office/word/2020/wordml/sdtdatahash" xmlns:w16sdtfl="http://schemas.microsoft.com/office/word/2024/wordml/sdtformatlock" xmlns:w16se="http://schemas.microsoft.com/office/word/2015/wordml/symex" xmlns:wpg="http://schemas.microsoft.com/office/word/2010/wordprocessingGroup" xmlns:wpi="http://schemas.microsoft.com/office/word/2010/wordprocessingInk" xmlns:wne="http://schemas.microsoft.com/office/word/2006/wordml" xmlns:wps="http://schemas.microsoft.com/office/word/2010/wordprocessingShape" mc:Ignorable="w14 w15 w16se w16cid w16 w16cex w16sdtdh w16sdtfl w16du wp14">
+  <w:sdt>
+    <w:sdtPr>
+      <w:id w:val="969169713"/>
+      <w:placeholder>
+        <w:docPart w:val="B9D647289798452E8879074F2EB2D990"/>
+      </w:placeholder>
+      <w:temporary/>
+      <w:showingPlcHdr/>
+      <w15:appearance w15:val="hidden"/>
+    </w:sdtPr>
+    <w:sdtContent>
+      <w:p>
+        <w:pPr>
+          <w:pStyle w:val="Footer"/>
+        </w:pPr>
+        <w:r>
+          <w:t>[Type here]</w:t>
+        </w:r>
+      </w:p>
+    </w:sdtContent>
+  </w:sdt>
   <w:p>
     <w:pPr>
       <w:pStyle w:val="Footer"/>
@@ -7565,15 +7777,6 @@
   </w:num>
   <w:num w:numId="34" w16cid:durableId="1848016298">
     <w:abstractNumId w:val="32"/>
-    <w:lvlOverride w:ilvl="0"/>
-    <w:lvlOverride w:ilvl="1"/>
-    <w:lvlOverride w:ilvl="2"/>
-    <w:lvlOverride w:ilvl="3"/>
-    <w:lvlOverride w:ilvl="4"/>
-    <w:lvlOverride w:ilvl="5"/>
-    <w:lvlOverride w:ilvl="6"/>
-    <w:lvlOverride w:ilvl="7"/>
-    <w:lvlOverride w:ilvl="8"/>
   </w:num>
   <w:num w:numId="35" w16cid:durableId="1108505661">
     <w:abstractNumId w:val="38"/>
@@ -7633,6 +7836,7 @@
     <w:lsdException w:name="heading 7" w:semiHidden="1" w:unhideWhenUsed="1" w:qFormat="1"/>
     <w:lsdException w:name="heading 8" w:semiHidden="1" w:unhideWhenUsed="1" w:qFormat="1"/>
     <w:lsdException w:name="heading 9" w:semiHidden="1" w:unhideWhenUsed="1" w:qFormat="1"/>
+    <w:lsdException w:name="footer" w:uiPriority="99"/>
     <w:lsdException w:name="caption" w:semiHidden="1" w:unhideWhenUsed="1" w:qFormat="1"/>
     <w:lsdException w:name="Title" w:qFormat="1"/>
     <w:lsdException w:name="Subtitle" w:qFormat="1"/>
@@ -8055,6 +8259,7 @@
   <w:style w:type="character" w:default="1" w:styleId="DefaultParagraphFont">
     <w:name w:val="Default Paragraph Font"/>
     <w:uiPriority w:val="1"/>
+    <w:semiHidden/>
     <w:unhideWhenUsed/>
   </w:style>
   <w:style w:type="table" w:default="1" w:styleId="TableNormal">
@@ -8355,6 +8560,7 @@
     <w:name w:val="footer"/>
     <w:basedOn w:val="Normal"/>
     <w:link w:val="FooterChar"/>
+    <w:uiPriority w:val="99"/>
     <w:rsid w:val="001A3B3D"/>
     <w:pPr>
       <w:tabs>
@@ -8367,6 +8573,7 @@
     <w:name w:val="Footer Char"/>
     <w:basedOn w:val="DefaultParagraphFont"/>
     <w:link w:val="Footer"/>
+    <w:uiPriority w:val="99"/>
     <w:rsid w:val="001A3B3D"/>
   </w:style>
   <w:style w:type="character" w:styleId="Emphasis">
@@ -8474,6 +8681,604 @@
     </w:rPr>
   </w:style>
 </w:styles>
+</file>
+
+<file path=word/glossary/document.xml><?xml version="1.0" encoding="utf-8"?>
+<w:glossaryDocument xmlns:wpc="http://schemas.microsoft.com/office/word/2010/wordprocessingCanvas" xmlns:cx="http://schemas.microsoft.com/office/drawing/2014/chartex" xmlns:cx1="http://schemas.microsoft.com/office/drawing/2015/9/8/chartex" xmlns:cx2="http://schemas.microsoft.com/office/drawing/2015/10/21/chartex" xmlns:cx3="http://schemas.microsoft.com/office/drawing/2016/5/9/chartex" xmlns:cx4="http://schemas.microsoft.com/office/drawing/2016/5/10/chartex" xmlns:cx5="http://schemas.microsoft.com/office/drawing/2016/5/11/chartex" xmlns:cx6="http://schemas.microsoft.com/office/drawing/2016/5/12/chartex" xmlns:cx7="http://schemas.microsoft.com/office/drawing/2016/5/13/chartex" xmlns:cx8="http://schemas.microsoft.com/office/drawing/2016/5/14/chartex" xmlns:mc="http://schemas.openxmlformats.org/markup-compatibility/2006" xmlns:aink="http://schemas.microsoft.com/office/drawing/2016/ink" xmlns:am3d="http://schemas.microsoft.com/office/drawing/2017/model3d" xmlns:o="urn:schemas-microsoft-com:office:office" xmlns:oel="http://schemas.microsoft.com/office/2019/extlst" xmlns:r="http://schemas.openxmlformats.org/officeDocument/2006/relationships" xmlns:m="http://schemas.openxmlformats.org/officeDocument/2006/math" xmlns:v="urn:schemas-microsoft-com:vml" xmlns:wp14="http://schemas.microsoft.com/office/word/2010/wordprocessingDrawing" xmlns:wp="http://schemas.openxmlformats.org/drawingml/2006/wordprocessingDrawing" xmlns:w10="urn:schemas-microsoft-com:office:word" xmlns:w="http://schemas.openxmlformats.org/wordprocessingml/2006/main" xmlns:w14="http://schemas.microsoft.com/office/word/2010/wordml" xmlns:w15="http://schemas.microsoft.com/office/word/2012/wordml" xmlns:w16cex="http://schemas.microsoft.com/office/word/2018/wordml/cex" xmlns:w16cid="http://schemas.microsoft.com/office/word/2016/wordml/cid" xmlns:w16="http://schemas.microsoft.com/office/word/2018/wordml" xmlns:w16du="http://schemas.microsoft.com/office/word/2023/wordml/word16du" xmlns:w16sdtdh="http://schemas.microsoft.com/office/word/2020/wordml/sdtdatahash" xmlns:w16sdtfl="http://schemas.microsoft.com/office/word/2024/wordml/sdtformatlock" xmlns:w16se="http://schemas.microsoft.com/office/word/2015/wordml/symex" xmlns:wpg="http://schemas.microsoft.com/office/word/2010/wordprocessingGroup" xmlns:wpi="http://schemas.microsoft.com/office/word/2010/wordprocessingInk" xmlns:wne="http://schemas.microsoft.com/office/word/2006/wordml" xmlns:wps="http://schemas.microsoft.com/office/word/2010/wordprocessingShape" mc:Ignorable="w14 w15 w16se w16cid w16 w16cex w16sdtdh w16sdtfl w16du wp14">
+  <w:docParts>
+    <w:docPart>
+      <w:docPartPr>
+        <w:name w:val="B9D647289798452E8879074F2EB2D990"/>
+        <w:category>
+          <w:name w:val="General"/>
+          <w:gallery w:val="placeholder"/>
+        </w:category>
+        <w:types>
+          <w:type w:val="bbPlcHdr"/>
+        </w:types>
+        <w:behaviors>
+          <w:behavior w:val="content"/>
+        </w:behaviors>
+        <w:guid w:val="{97E3C08E-2C68-46AB-9FCA-5CB8FBB55802}"/>
+      </w:docPartPr>
+      <w:docPartBody>
+        <w:p>
+          <w:pPr>
+            <w:pStyle w:val="B9D647289798452E8879074F2EB2D990"/>
+          </w:pPr>
+          <w:r>
+            <w:t>[Type here]</w:t>
+          </w:r>
+        </w:p>
+      </w:docPartBody>
+    </w:docPart>
+  </w:docParts>
+</w:glossaryDocument>
+</file>
+
+<file path=word/glossary/fontTable.xml><?xml version="1.0" encoding="utf-8"?>
+<w:fonts xmlns:mc="http://schemas.openxmlformats.org/markup-compatibility/2006" xmlns:r="http://schemas.openxmlformats.org/officeDocument/2006/relationships" xmlns:w="http://schemas.openxmlformats.org/wordprocessingml/2006/main" xmlns:w14="http://schemas.microsoft.com/office/word/2010/wordml" xmlns:w15="http://schemas.microsoft.com/office/word/2012/wordml" xmlns:w16cex="http://schemas.microsoft.com/office/word/2018/wordml/cex" xmlns:w16cid="http://schemas.microsoft.com/office/word/2016/wordml/cid" xmlns:w16="http://schemas.microsoft.com/office/word/2018/wordml" xmlns:w16du="http://schemas.microsoft.com/office/word/2023/wordml/word16du" xmlns:w16sdtdh="http://schemas.microsoft.com/office/word/2020/wordml/sdtdatahash" xmlns:w16sdtfl="http://schemas.microsoft.com/office/word/2024/wordml/sdtformatlock" xmlns:w16se="http://schemas.microsoft.com/office/word/2015/wordml/symex" mc:Ignorable="w14 w15 w16se w16cid w16 w16cex w16sdtdh w16sdtfl w16du">
+  <w:font w:name="Symbol">
+    <w:panose1 w:val="05050102010706020507"/>
+    <w:charset w:val="02"/>
+    <w:family w:val="roman"/>
+    <w:pitch w:val="variable"/>
+    <w:sig w:usb0="00000000" w:usb1="10000000" w:usb2="00000000" w:usb3="00000000" w:csb0="80000000" w:csb1="00000000"/>
+  </w:font>
+  <w:font w:name="Times New Roman">
+    <w:panose1 w:val="02020603050405020304"/>
+    <w:charset w:val="00"/>
+    <w:family w:val="roman"/>
+    <w:pitch w:val="variable"/>
+    <w:sig w:usb0="E0002EFF" w:usb1="C000785B" w:usb2="00000009" w:usb3="00000000" w:csb0="000001FF" w:csb1="00000000"/>
+  </w:font>
+  <w:font w:name="Courier New">
+    <w:panose1 w:val="02070309020205020404"/>
+    <w:charset w:val="00"/>
+    <w:family w:val="modern"/>
+    <w:pitch w:val="fixed"/>
+    <w:sig w:usb0="E0002EFF" w:usb1="C0007843" w:usb2="00000009" w:usb3="00000000" w:csb0="000001FF" w:csb1="00000000"/>
+  </w:font>
+  <w:font w:name="Wingdings">
+    <w:panose1 w:val="05000000000000000000"/>
+    <w:charset w:val="02"/>
+    <w:family w:val="auto"/>
+    <w:pitch w:val="variable"/>
+    <w:sig w:usb0="00000000" w:usb1="10000000" w:usb2="00000000" w:usb3="00000000" w:csb0="80000000" w:csb1="00000000"/>
+  </w:font>
+  <w:font w:name="Arial">
+    <w:panose1 w:val="020B0604020202020204"/>
+    <w:charset w:val="00"/>
+    <w:family w:val="swiss"/>
+    <w:pitch w:val="variable"/>
+    <w:sig w:usb0="E0002EFF" w:usb1="C000785B" w:usb2="00000009" w:usb3="00000000" w:csb0="000001FF" w:csb1="00000000"/>
+  </w:font>
+  <w:font w:name="SimSun">
+    <w:altName w:val="宋体"/>
+    <w:panose1 w:val="02010600030101010101"/>
+    <w:charset w:val="86"/>
+    <w:family w:val="auto"/>
+    <w:pitch w:val="variable"/>
+    <w:sig w:usb0="00000203" w:usb1="288F0000" w:usb2="00000016" w:usb3="00000000" w:csb0="00040001" w:csb1="00000000"/>
+  </w:font>
+  <w:font w:name="Calibri Light">
+    <w:panose1 w:val="020F0302020204030204"/>
+    <w:charset w:val="00"/>
+    <w:family w:val="swiss"/>
+    <w:pitch w:val="variable"/>
+    <w:sig w:usb0="E4002EFF" w:usb1="C200247B" w:usb2="00000009" w:usb3="00000000" w:csb0="000001FF" w:csb1="00000000"/>
+  </w:font>
+  <w:font w:name="MS Mincho">
+    <w:altName w:val="ＭＳ 明朝"/>
+    <w:panose1 w:val="02020609040205080304"/>
+    <w:charset w:val="80"/>
+    <w:family w:val="modern"/>
+    <w:pitch w:val="fixed"/>
+    <w:sig w:usb0="E00002FF" w:usb1="6AC7FDFB" w:usb2="08000012" w:usb3="00000000" w:csb0="0002009F" w:csb1="00000000"/>
+  </w:font>
+  <w:font w:name="Calibri">
+    <w:panose1 w:val="020F0502020204030204"/>
+    <w:charset w:val="00"/>
+    <w:family w:val="swiss"/>
+    <w:pitch w:val="variable"/>
+    <w:sig w:usb0="E4002EFF" w:usb1="C200247B" w:usb2="00000009" w:usb3="00000000" w:csb0="000001FF" w:csb1="00000000"/>
+  </w:font>
+  <w:font w:name="Aptos">
+    <w:charset w:val="00"/>
+    <w:family w:val="swiss"/>
+    <w:pitch w:val="variable"/>
+    <w:sig w:usb0="20000287" w:usb1="00000003" w:usb2="00000000" w:usb3="00000000" w:csb0="0000019F" w:csb1="00000000"/>
+  </w:font>
+  <w:font w:name="Aptos Display">
+    <w:charset w:val="00"/>
+    <w:family w:val="swiss"/>
+    <w:pitch w:val="variable"/>
+    <w:sig w:usb0="20000287" w:usb1="00000003" w:usb2="00000000" w:usb3="00000000" w:csb0="0000019F" w:csb1="00000000"/>
+  </w:font>
+</w:fonts>
+</file>
+
+<file path=word/glossary/settings.xml><?xml version="1.0" encoding="utf-8"?>
+<w:settings xmlns:mc="http://schemas.openxmlformats.org/markup-compatibility/2006" xmlns:o="urn:schemas-microsoft-com:office:office" xmlns:r="http://schemas.openxmlformats.org/officeDocument/2006/relationships" xmlns:m="http://schemas.openxmlformats.org/officeDocument/2006/math" xmlns:v="urn:schemas-microsoft-com:vml" xmlns:w10="urn:schemas-microsoft-com:office:word" xmlns:w="http://schemas.openxmlformats.org/wordprocessingml/2006/main" xmlns:w14="http://schemas.microsoft.com/office/word/2010/wordml" xmlns:w15="http://schemas.microsoft.com/office/word/2012/wordml" xmlns:w16cex="http://schemas.microsoft.com/office/word/2018/wordml/cex" xmlns:w16cid="http://schemas.microsoft.com/office/word/2016/wordml/cid" xmlns:w16="http://schemas.microsoft.com/office/word/2018/wordml" xmlns:w16du="http://schemas.microsoft.com/office/word/2023/wordml/word16du" xmlns:w16sdtdh="http://schemas.microsoft.com/office/word/2020/wordml/sdtdatahash" xmlns:w16sdtfl="http://schemas.microsoft.com/office/word/2024/wordml/sdtformatlock" xmlns:w16se="http://schemas.microsoft.com/office/word/2015/wordml/symex" xmlns:sl="http://schemas.openxmlformats.org/schemaLibrary/2006/main" mc:Ignorable="w14 w15 w16se w16cid w16 w16cex w16sdtdh w16sdtfl w16du">
+  <w:view w:val="normal"/>
+  <w:defaultTabStop w:val="720"/>
+  <w:characterSpacingControl w:val="doNotCompress"/>
+  <w:compat>
+    <w:useFELayout/>
+    <w:compatSetting w:name="compatibilityMode" w:uri="http://schemas.microsoft.com/office/word" w:val="15"/>
+    <w:compatSetting w:name="overrideTableStyleFontSizeAndJustification" w:uri="http://schemas.microsoft.com/office/word" w:val="1"/>
+    <w:compatSetting w:name="enableOpenTypeFeatures" w:uri="http://schemas.microsoft.com/office/word" w:val="1"/>
+    <w:compatSetting w:name="doNotFlipMirrorIndents" w:uri="http://schemas.microsoft.com/office/word" w:val="1"/>
+    <w:compatSetting w:name="differentiateMultirowTableHeaders" w:uri="http://schemas.microsoft.com/office/word" w:val="1"/>
+    <w:compatSetting w:name="useWord2013TrackBottomHyphenation" w:uri="http://schemas.microsoft.com/office/word" w:val="0"/>
+  </w:compat>
+  <w:rsids>
+    <w:rsidRoot w:val="001572D6"/>
+    <w:rsid w:val="001572D6"/>
+    <w:rsid w:val="00844B53"/>
+    <w:rsid w:val="00925D9B"/>
+  </w:rsids>
+  <m:mathPr>
+    <m:mathFont m:val="Cambria Math"/>
+    <m:brkBin m:val="before"/>
+    <m:brkBinSub m:val="--"/>
+    <m:smallFrac m:val="0"/>
+    <m:dispDef/>
+    <m:lMargin m:val="0"/>
+    <m:rMargin m:val="0"/>
+    <m:defJc m:val="centerGroup"/>
+    <m:wrapIndent m:val="1440"/>
+    <m:intLim m:val="subSup"/>
+    <m:naryLim m:val="undOvr"/>
+  </m:mathPr>
+  <w:themeFontLang w:val="en-IN"/>
+  <w:clrSchemeMapping w:bg1="light1" w:t1="dark1" w:bg2="light2" w:t2="dark2" w:accent1="accent1" w:accent2="accent2" w:accent3="accent3" w:accent4="accent4" w:accent5="accent5" w:accent6="accent6" w:hyperlink="hyperlink" w:followedHyperlink="followedHyperlink"/>
+  <w:decimalSymbol w:val="."/>
+  <w:listSeparator w:val=","/>
+  <w15:chartTrackingRefBased/>
+</w:settings>
+</file>
+
+<file path=word/glossary/styles.xml><?xml version="1.0" encoding="utf-8"?>
+<w:styles xmlns:mc="http://schemas.openxmlformats.org/markup-compatibility/2006" xmlns:r="http://schemas.openxmlformats.org/officeDocument/2006/relationships" xmlns:w="http://schemas.openxmlformats.org/wordprocessingml/2006/main" xmlns:w14="http://schemas.microsoft.com/office/word/2010/wordml" xmlns:w15="http://schemas.microsoft.com/office/word/2012/wordml" xmlns:w16cex="http://schemas.microsoft.com/office/word/2018/wordml/cex" xmlns:w16cid="http://schemas.microsoft.com/office/word/2016/wordml/cid" xmlns:w16="http://schemas.microsoft.com/office/word/2018/wordml" xmlns:w16du="http://schemas.microsoft.com/office/word/2023/wordml/word16du" xmlns:w16sdtdh="http://schemas.microsoft.com/office/word/2020/wordml/sdtdatahash" xmlns:w16sdtfl="http://schemas.microsoft.com/office/word/2024/wordml/sdtformatlock" xmlns:w16se="http://schemas.microsoft.com/office/word/2015/wordml/symex" mc:Ignorable="w14 w15 w16se w16cid w16 w16cex w16sdtdh w16sdtfl w16du">
+  <w:docDefaults>
+    <w:rPrDefault>
+      <w:rPr>
+        <w:rFonts w:asciiTheme="minorHAnsi" w:eastAsiaTheme="minorEastAsia" w:hAnsiTheme="minorHAnsi" w:cstheme="minorBidi"/>
+        <w:kern w:val="2"/>
+        <w:sz w:val="24"/>
+        <w:szCs w:val="24"/>
+        <w:lang w:val="en-IN" w:eastAsia="en-IN" w:bidi="ar-SA"/>
+        <w14:ligatures w14:val="standardContextual"/>
+      </w:rPr>
+    </w:rPrDefault>
+    <w:pPrDefault>
+      <w:pPr>
+        <w:spacing w:after="160" w:line="278" w:lineRule="auto"/>
+      </w:pPr>
+    </w:pPrDefault>
+  </w:docDefaults>
+  <w:latentStyles w:defLockedState="0" w:defUIPriority="99" w:defSemiHidden="0" w:defUnhideWhenUsed="0" w:defQFormat="0" w:count="376">
+    <w:lsdException w:name="Normal" w:uiPriority="0" w:qFormat="1"/>
+    <w:lsdException w:name="heading 1" w:uiPriority="9" w:qFormat="1"/>
+    <w:lsdException w:name="heading 2" w:semiHidden="1" w:uiPriority="9" w:unhideWhenUsed="1" w:qFormat="1"/>
+    <w:lsdException w:name="heading 3" w:semiHidden="1" w:uiPriority="9" w:unhideWhenUsed="1" w:qFormat="1"/>
+    <w:lsdException w:name="heading 4" w:semiHidden="1" w:uiPriority="9" w:unhideWhenUsed="1" w:qFormat="1"/>
+    <w:lsdException w:name="heading 5" w:semiHidden="1" w:uiPriority="9" w:unhideWhenUsed="1" w:qFormat="1"/>
+    <w:lsdException w:name="heading 6" w:semiHidden="1" w:uiPriority="9" w:unhideWhenUsed="1" w:qFormat="1"/>
+    <w:lsdException w:name="heading 7" w:semiHidden="1" w:uiPriority="9" w:unhideWhenUsed="1" w:qFormat="1"/>
+    <w:lsdException w:name="heading 8" w:semiHidden="1" w:uiPriority="9" w:unhideWhenUsed="1" w:qFormat="1"/>
+    <w:lsdException w:name="heading 9" w:semiHidden="1" w:uiPriority="9" w:unhideWhenUsed="1" w:qFormat="1"/>
+    <w:lsdException w:name="index 1" w:semiHidden="1" w:unhideWhenUsed="1"/>
+    <w:lsdException w:name="index 2" w:semiHidden="1" w:unhideWhenUsed="1"/>
+    <w:lsdException w:name="index 3" w:semiHidden="1" w:unhideWhenUsed="1"/>
+    <w:lsdException w:name="index 4" w:semiHidden="1" w:unhideWhenUsed="1"/>
+    <w:lsdException w:name="index 5" w:semiHidden="1" w:unhideWhenUsed="1"/>
+    <w:lsdException w:name="index 6" w:semiHidden="1" w:unhideWhenUsed="1"/>
+    <w:lsdException w:name="index 7" w:semiHidden="1" w:unhideWhenUsed="1"/>
+    <w:lsdException w:name="index 8" w:semiHidden="1" w:unhideWhenUsed="1"/>
+    <w:lsdException w:name="index 9" w:semiHidden="1" w:unhideWhenUsed="1"/>
+    <w:lsdException w:name="toc 1" w:semiHidden="1" w:uiPriority="39" w:unhideWhenUsed="1"/>
+    <w:lsdException w:name="toc 2" w:semiHidden="1" w:uiPriority="39" w:unhideWhenUsed="1"/>
+    <w:lsdException w:name="toc 3" w:semiHidden="1" w:uiPriority="39" w:unhideWhenUsed="1"/>
+    <w:lsdException w:name="toc 4" w:semiHidden="1" w:uiPriority="39" w:unhideWhenUsed="1"/>
+    <w:lsdException w:name="toc 5" w:semiHidden="1" w:uiPriority="39" w:unhideWhenUsed="1"/>
+    <w:lsdException w:name="toc 6" w:semiHidden="1" w:uiPriority="39" w:unhideWhenUsed="1"/>
+    <w:lsdException w:name="toc 7" w:semiHidden="1" w:uiPriority="39" w:unhideWhenUsed="1"/>
+    <w:lsdException w:name="toc 8" w:semiHidden="1" w:uiPriority="39" w:unhideWhenUsed="1"/>
+    <w:lsdException w:name="toc 9" w:semiHidden="1" w:uiPriority="39" w:unhideWhenUsed="1"/>
+    <w:lsdException w:name="Normal Indent" w:semiHidden="1" w:unhideWhenUsed="1"/>
+    <w:lsdException w:name="footnote text" w:semiHidden="1" w:unhideWhenUsed="1"/>
+    <w:lsdException w:name="annotation text" w:semiHidden="1" w:unhideWhenUsed="1"/>
+    <w:lsdException w:name="header" w:semiHidden="1" w:unhideWhenUsed="1"/>
+    <w:lsdException w:name="footer" w:semiHidden="1" w:unhideWhenUsed="1"/>
+    <w:lsdException w:name="index heading" w:semiHidden="1" w:unhideWhenUsed="1"/>
+    <w:lsdException w:name="caption" w:semiHidden="1" w:uiPriority="35" w:unhideWhenUsed="1" w:qFormat="1"/>
+    <w:lsdException w:name="table of figures" w:semiHidden="1" w:unhideWhenUsed="1"/>
+    <w:lsdException w:name="envelope address" w:semiHidden="1" w:unhideWhenUsed="1"/>
+    <w:lsdException w:name="envelope return" w:semiHidden="1" w:unhideWhenUsed="1"/>
+    <w:lsdException w:name="footnote reference" w:semiHidden="1" w:unhideWhenUsed="1"/>
+    <w:lsdException w:name="annotation reference" w:semiHidden="1" w:unhideWhenUsed="1"/>
+    <w:lsdException w:name="line number" w:semiHidden="1" w:unhideWhenUsed="1"/>
+    <w:lsdException w:name="page number" w:semiHidden="1" w:unhideWhenUsed="1"/>
+    <w:lsdException w:name="endnote reference" w:semiHidden="1" w:unhideWhenUsed="1"/>
+    <w:lsdException w:name="endnote text" w:semiHidden="1" w:unhideWhenUsed="1"/>
+    <w:lsdException w:name="table of authorities" w:semiHidden="1" w:unhideWhenUsed="1"/>
+    <w:lsdException w:name="macro" w:semiHidden="1" w:unhideWhenUsed="1"/>
+    <w:lsdException w:name="toa heading" w:semiHidden="1" w:unhideWhenUsed="1"/>
+    <w:lsdException w:name="List" w:semiHidden="1" w:unhideWhenUsed="1"/>
+    <w:lsdException w:name="List Bullet" w:semiHidden="1" w:unhideWhenUsed="1"/>
+    <w:lsdException w:name="List Number" w:semiHidden="1" w:unhideWhenUsed="1"/>
+    <w:lsdException w:name="List 2" w:semiHidden="1" w:unhideWhenUsed="1"/>
+    <w:lsdException w:name="List 3" w:semiHidden="1" w:unhideWhenUsed="1"/>
+    <w:lsdException w:name="List 4" w:semiHidden="1" w:unhideWhenUsed="1"/>
+    <w:lsdException w:name="List 5" w:semiHidden="1" w:unhideWhenUsed="1"/>
+    <w:lsdException w:name="List Bullet 2" w:semiHidden="1" w:unhideWhenUsed="1"/>
+    <w:lsdException w:name="List Bullet 3" w:semiHidden="1" w:unhideWhenUsed="1"/>
+    <w:lsdException w:name="List Bullet 4" w:semiHidden="1" w:unhideWhenUsed="1"/>
+    <w:lsdException w:name="List Bullet 5" w:semiHidden="1" w:unhideWhenUsed="1"/>
+    <w:lsdException w:name="List Number 2" w:semiHidden="1" w:unhideWhenUsed="1"/>
+    <w:lsdException w:name="List Number 3" w:semiHidden="1" w:unhideWhenUsed="1"/>
+    <w:lsdException w:name="List Number 4" w:semiHidden="1" w:unhideWhenUsed="1"/>
+    <w:lsdException w:name="List Number 5" w:semiHidden="1" w:unhideWhenUsed="1"/>
+    <w:lsdException w:name="Title" w:uiPriority="10" w:qFormat="1"/>
+    <w:lsdException w:name="Closing" w:semiHidden="1" w:unhideWhenUsed="1"/>
+    <w:lsdException w:name="Signature" w:semiHidden="1" w:unhideWhenUsed="1"/>
+    <w:lsdException w:name="Default Paragraph Font" w:semiHidden="1" w:uiPriority="1" w:unhideWhenUsed="1"/>
+    <w:lsdException w:name="Body Text" w:semiHidden="1" w:unhideWhenUsed="1"/>
+    <w:lsdException w:name="Body Text Indent" w:semiHidden="1" w:unhideWhenUsed="1"/>
+    <w:lsdException w:name="List Continue" w:semiHidden="1" w:unhideWhenUsed="1"/>
+    <w:lsdException w:name="List Continue 2" w:semiHidden="1" w:unhideWhenUsed="1"/>
+    <w:lsdException w:name="List Continue 3" w:semiHidden="1" w:unhideWhenUsed="1"/>
+    <w:lsdException w:name="List Continue 4" w:semiHidden="1" w:unhideWhenUsed="1"/>
+    <w:lsdException w:name="List Continue 5" w:semiHidden="1" w:unhideWhenUsed="1"/>
+    <w:lsdException w:name="Message Header" w:semiHidden="1" w:unhideWhenUsed="1"/>
+    <w:lsdException w:name="Subtitle" w:uiPriority="11" w:qFormat="1"/>
+    <w:lsdException w:name="Salutation" w:semiHidden="1" w:unhideWhenUsed="1"/>
+    <w:lsdException w:name="Date" w:semiHidden="1" w:unhideWhenUsed="1"/>
+    <w:lsdException w:name="Body Text First Indent" w:semiHidden="1" w:unhideWhenUsed="1"/>
+    <w:lsdException w:name="Body Text First Indent 2" w:semiHidden="1" w:unhideWhenUsed="1"/>
+    <w:lsdException w:name="Note Heading" w:semiHidden="1" w:unhideWhenUsed="1"/>
+    <w:lsdException w:name="Body Text 2" w:semiHidden="1" w:unhideWhenUsed="1"/>
+    <w:lsdException w:name="Body Text 3" w:semiHidden="1" w:unhideWhenUsed="1"/>
+    <w:lsdException w:name="Body Text Indent 2" w:semiHidden="1" w:unhideWhenUsed="1"/>
+    <w:lsdException w:name="Body Text Indent 3" w:semiHidden="1" w:unhideWhenUsed="1"/>
+    <w:lsdException w:name="Block Text" w:semiHidden="1" w:unhideWhenUsed="1"/>
+    <w:lsdException w:name="Hyperlink" w:semiHidden="1" w:unhideWhenUsed="1"/>
+    <w:lsdException w:name="FollowedHyperlink" w:semiHidden="1" w:unhideWhenUsed="1"/>
+    <w:lsdException w:name="Strong" w:uiPriority="22" w:qFormat="1"/>
+    <w:lsdException w:name="Emphasis" w:uiPriority="20" w:qFormat="1"/>
+    <w:lsdException w:name="Document Map" w:semiHidden="1" w:unhideWhenUsed="1"/>
+    <w:lsdException w:name="Plain Text" w:semiHidden="1" w:unhideWhenUsed="1"/>
+    <w:lsdException w:name="E-mail Signature" w:semiHidden="1" w:unhideWhenUsed="1"/>
+    <w:lsdException w:name="HTML Top of Form" w:semiHidden="1" w:unhideWhenUsed="1"/>
+    <w:lsdException w:name="HTML Bottom of Form" w:semiHidden="1" w:unhideWhenUsed="1"/>
+    <w:lsdException w:name="Normal (Web)" w:semiHidden="1" w:unhideWhenUsed="1"/>
+    <w:lsdException w:name="HTML Acronym" w:semiHidden="1" w:unhideWhenUsed="1"/>
+    <w:lsdException w:name="HTML Address" w:semiHidden="1" w:unhideWhenUsed="1"/>
+    <w:lsdException w:name="HTML Cite" w:semiHidden="1" w:unhideWhenUsed="1"/>
+    <w:lsdException w:name="HTML Code" w:semiHidden="1" w:unhideWhenUsed="1"/>
+    <w:lsdException w:name="HTML Definition" w:semiHidden="1" w:unhideWhenUsed="1"/>
+    <w:lsdException w:name="HTML Keyboard" w:semiHidden="1" w:unhideWhenUsed="1"/>
+    <w:lsdException w:name="HTML Preformatted" w:semiHidden="1" w:unhideWhenUsed="1"/>
+    <w:lsdException w:name="HTML Sample" w:semiHidden="1" w:unhideWhenUsed="1"/>
+    <w:lsdException w:name="HTML Typewriter" w:semiHidden="1" w:unhideWhenUsed="1"/>
+    <w:lsdException w:name="HTML Variable" w:semiHidden="1" w:unhideWhenUsed="1"/>
+    <w:lsdException w:name="Normal Table" w:semiHidden="1" w:unhideWhenUsed="1"/>
+    <w:lsdException w:name="annotation subject" w:semiHidden="1" w:unhideWhenUsed="1"/>
+    <w:lsdException w:name="No List" w:semiHidden="1" w:unhideWhenUsed="1"/>
+    <w:lsdException w:name="Outline List 1" w:semiHidden="1" w:unhideWhenUsed="1"/>
+    <w:lsdException w:name="Outline List 2" w:semiHidden="1" w:unhideWhenUsed="1"/>
+    <w:lsdException w:name="Outline List 3" w:semiHidden="1" w:unhideWhenUsed="1"/>
+    <w:lsdException w:name="Table Simple 1" w:semiHidden="1" w:unhideWhenUsed="1"/>
+    <w:lsdException w:name="Table Simple 2" w:semiHidden="1" w:unhideWhenUsed="1"/>
+    <w:lsdException w:name="Table Simple 3" w:semiHidden="1" w:unhideWhenUsed="1"/>
+    <w:lsdException w:name="Table Classic 1" w:semiHidden="1" w:unhideWhenUsed="1"/>
+    <w:lsdException w:name="Table Classic 2" w:semiHidden="1" w:unhideWhenUsed="1"/>
+    <w:lsdException w:name="Table Classic 3" w:semiHidden="1" w:unhideWhenUsed="1"/>
+    <w:lsdException w:name="Table Classic 4" w:semiHidden="1" w:unhideWhenUsed="1"/>
+    <w:lsdException w:name="Table Colorful 1" w:semiHidden="1" w:unhideWhenUsed="1"/>
+    <w:lsdException w:name="Table Colorful 2" w:semiHidden="1" w:unhideWhenUsed="1"/>
+    <w:lsdException w:name="Table Colorful 3" w:semiHidden="1" w:unhideWhenUsed="1"/>
+    <w:lsdException w:name="Table Columns 1" w:semiHidden="1" w:unhideWhenUsed="1"/>
+    <w:lsdException w:name="Table Columns 2" w:semiHidden="1" w:unhideWhenUsed="1"/>
+    <w:lsdException w:name="Table Columns 3" w:semiHidden="1" w:unhideWhenUsed="1"/>
+    <w:lsdException w:name="Table Columns 4" w:semiHidden="1" w:unhideWhenUsed="1"/>
+    <w:lsdException w:name="Table Columns 5" w:semiHidden="1" w:unhideWhenUsed="1"/>
+    <w:lsdException w:name="Table Grid 1" w:semiHidden="1" w:unhideWhenUsed="1"/>
+    <w:lsdException w:name="Table Grid 2" w:semiHidden="1" w:unhideWhenUsed="1"/>
+    <w:lsdException w:name="Table Grid 3" w:semiHidden="1" w:unhideWhenUsed="1"/>
+    <w:lsdException w:name="Table Grid 4" w:semiHidden="1" w:unhideWhenUsed="1"/>
+    <w:lsdException w:name="Table Grid 5" w:semiHidden="1" w:unhideWhenUsed="1"/>
+    <w:lsdException w:name="Table Grid 6" w:semiHidden="1" w:unhideWhenUsed="1"/>
+    <w:lsdException w:name="Table Grid 7" w:semiHidden="1" w:unhideWhenUsed="1"/>
+    <w:lsdException w:name="Table Grid 8" w:semiHidden="1" w:unhideWhenUsed="1"/>
+    <w:lsdException w:name="Table List 1" w:semiHidden="1" w:unhideWhenUsed="1"/>
+    <w:lsdException w:name="Table List 2" w:semiHidden="1" w:unhideWhenUsed="1"/>
+    <w:lsdException w:name="Table List 3" w:semiHidden="1" w:unhideWhenUsed="1"/>
+    <w:lsdException w:name="Table List 4" w:semiHidden="1" w:unhideWhenUsed="1"/>
+    <w:lsdException w:name="Table List 5" w:semiHidden="1" w:unhideWhenUsed="1"/>
+    <w:lsdException w:name="Table List 6" w:semiHidden="1" w:unhideWhenUsed="1"/>
+    <w:lsdException w:name="Table List 7" w:semiHidden="1" w:unhideWhenUsed="1"/>
+    <w:lsdException w:name="Table List 8" w:semiHidden="1" w:unhideWhenUsed="1"/>
+    <w:lsdException w:name="Table 3D effects 1" w:semiHidden="1" w:unhideWhenUsed="1"/>
+    <w:lsdException w:name="Table 3D effects 2" w:semiHidden="1" w:unhideWhenUsed="1"/>
+    <w:lsdException w:name="Table 3D effects 3" w:semiHidden="1" w:unhideWhenUsed="1"/>
+    <w:lsdException w:name="Table Contemporary" w:semiHidden="1" w:unhideWhenUsed="1"/>
+    <w:lsdException w:name="Table Elegant" w:semiHidden="1" w:unhideWhenUsed="1"/>
+    <w:lsdException w:name="Table Professional" w:semiHidden="1" w:unhideWhenUsed="1"/>
+    <w:lsdException w:name="Table Subtle 1" w:semiHidden="1" w:unhideWhenUsed="1"/>
+    <w:lsdException w:name="Table Subtle 2" w:semiHidden="1" w:unhideWhenUsed="1"/>
+    <w:lsdException w:name="Table Web 1" w:semiHidden="1" w:unhideWhenUsed="1"/>
+    <w:lsdException w:name="Table Web 2" w:semiHidden="1" w:unhideWhenUsed="1"/>
+    <w:lsdException w:name="Table Web 3" w:semiHidden="1" w:unhideWhenUsed="1"/>
+    <w:lsdException w:name="Balloon Text" w:semiHidden="1" w:unhideWhenUsed="1"/>
+    <w:lsdException w:name="Table Grid" w:uiPriority="39"/>
+    <w:lsdException w:name="Table Theme" w:semiHidden="1" w:unhideWhenUsed="1"/>
+    <w:lsdException w:name="Placeholder Text" w:semiHidden="1"/>
+    <w:lsdException w:name="No Spacing" w:uiPriority="1" w:qFormat="1"/>
+    <w:lsdException w:name="Light Shading" w:uiPriority="60"/>
+    <w:lsdException w:name="Light List" w:uiPriority="61"/>
+    <w:lsdException w:name="Light Grid" w:uiPriority="62"/>
+    <w:lsdException w:name="Medium Shading 1" w:uiPriority="63"/>
+    <w:lsdException w:name="Medium Shading 2" w:uiPriority="64"/>
+    <w:lsdException w:name="Medium List 1" w:uiPriority="65"/>
+    <w:lsdException w:name="Medium List 2" w:uiPriority="66"/>
+    <w:lsdException w:name="Medium Grid 1" w:uiPriority="67"/>
+    <w:lsdException w:name="Medium Grid 2" w:uiPriority="68"/>
+    <w:lsdException w:name="Medium Grid 3" w:uiPriority="69"/>
+    <w:lsdException w:name="Dark List" w:uiPriority="70"/>
+    <w:lsdException w:name="Colorful Shading" w:uiPriority="71"/>
+    <w:lsdException w:name="Colorful List" w:uiPriority="72"/>
+    <w:lsdException w:name="Colorful Grid" w:uiPriority="73"/>
+    <w:lsdException w:name="Light Shading Accent 1" w:uiPriority="60"/>
+    <w:lsdException w:name="Light List Accent 1" w:uiPriority="61"/>
+    <w:lsdException w:name="Light Grid Accent 1" w:uiPriority="62"/>
+    <w:lsdException w:name="Medium Shading 1 Accent 1" w:uiPriority="63"/>
+    <w:lsdException w:name="Medium Shading 2 Accent 1" w:uiPriority="64"/>
+    <w:lsdException w:name="Medium List 1 Accent 1" w:uiPriority="65"/>
+    <w:lsdException w:name="Revision" w:semiHidden="1"/>
+    <w:lsdException w:name="List Paragraph" w:uiPriority="34" w:qFormat="1"/>
+    <w:lsdException w:name="Quote" w:uiPriority="29" w:qFormat="1"/>
+    <w:lsdException w:name="Intense Quote" w:uiPriority="30" w:qFormat="1"/>
+    <w:lsdException w:name="Medium List 2 Accent 1" w:uiPriority="66"/>
+    <w:lsdException w:name="Medium Grid 1 Accent 1" w:uiPriority="67"/>
+    <w:lsdException w:name="Medium Grid 2 Accent 1" w:uiPriority="68"/>
+    <w:lsdException w:name="Medium Grid 3 Accent 1" w:uiPriority="69"/>
+    <w:lsdException w:name="Dark List Accent 1" w:uiPriority="70"/>
+    <w:lsdException w:name="Colorful Shading Accent 1" w:uiPriority="71"/>
+    <w:lsdException w:name="Colorful List Accent 1" w:uiPriority="72"/>
+    <w:lsdException w:name="Colorful Grid Accent 1" w:uiPriority="73"/>
+    <w:lsdException w:name="Light Shading Accent 2" w:uiPriority="60"/>
+    <w:lsdException w:name="Light List Accent 2" w:uiPriority="61"/>
+    <w:lsdException w:name="Light Grid Accent 2" w:uiPriority="62"/>
+    <w:lsdException w:name="Medium Shading 1 Accent 2" w:uiPriority="63"/>
+    <w:lsdException w:name="Medium Shading 2 Accent 2" w:uiPriority="64"/>
+    <w:lsdException w:name="Medium List 1 Accent 2" w:uiPriority="65"/>
+    <w:lsdException w:name="Medium List 2 Accent 2" w:uiPriority="66"/>
+    <w:lsdException w:name="Medium Grid 1 Accent 2" w:uiPriority="67"/>
+    <w:lsdException w:name="Medium Grid 2 Accent 2" w:uiPriority="68"/>
+    <w:lsdException w:name="Medium Grid 3 Accent 2" w:uiPriority="69"/>
+    <w:lsdException w:name="Dark List Accent 2" w:uiPriority="70"/>
+    <w:lsdException w:name="Colorful Shading Accent 2" w:uiPriority="71"/>
+    <w:lsdException w:name="Colorful List Accent 2" w:uiPriority="72"/>
+    <w:lsdException w:name="Colorful Grid Accent 2" w:uiPriority="73"/>
+    <w:lsdException w:name="Light Shading Accent 3" w:uiPriority="60"/>
+    <w:lsdException w:name="Light List Accent 3" w:uiPriority="61"/>
+    <w:lsdException w:name="Light Grid Accent 3" w:uiPriority="62"/>
+    <w:lsdException w:name="Medium Shading 1 Accent 3" w:uiPriority="63"/>
+    <w:lsdException w:name="Medium Shading 2 Accent 3" w:uiPriority="64"/>
+    <w:lsdException w:name="Medium List 1 Accent 3" w:uiPriority="65"/>
+    <w:lsdException w:name="Medium List 2 Accent 3" w:uiPriority="66"/>
+    <w:lsdException w:name="Medium Grid 1 Accent 3" w:uiPriority="67"/>
+    <w:lsdException w:name="Medium Grid 2 Accent 3" w:uiPriority="68"/>
+    <w:lsdException w:name="Medium Grid 3 Accent 3" w:uiPriority="69"/>
+    <w:lsdException w:name="Dark List Accent 3" w:uiPriority="70"/>
+    <w:lsdException w:name="Colorful Shading Accent 3" w:uiPriority="71"/>
+    <w:lsdException w:name="Colorful List Accent 3" w:uiPriority="72"/>
+    <w:lsdException w:name="Colorful Grid Accent 3" w:uiPriority="73"/>
+    <w:lsdException w:name="Light Shading Accent 4" w:uiPriority="60"/>
+    <w:lsdException w:name="Light List Accent 4" w:uiPriority="61"/>
+    <w:lsdException w:name="Light Grid Accent 4" w:uiPriority="62"/>
+    <w:lsdException w:name="Medium Shading 1 Accent 4" w:uiPriority="63"/>
+    <w:lsdException w:name="Medium Shading 2 Accent 4" w:uiPriority="64"/>
+    <w:lsdException w:name="Medium List 1 Accent 4" w:uiPriority="65"/>
+    <w:lsdException w:name="Medium List 2 Accent 4" w:uiPriority="66"/>
+    <w:lsdException w:name="Medium Grid 1 Accent 4" w:uiPriority="67"/>
+    <w:lsdException w:name="Medium Grid 2 Accent 4" w:uiPriority="68"/>
+    <w:lsdException w:name="Medium Grid 3 Accent 4" w:uiPriority="69"/>
+    <w:lsdException w:name="Dark List Accent 4" w:uiPriority="70"/>
+    <w:lsdException w:name="Colorful Shading Accent 4" w:uiPriority="71"/>
+    <w:lsdException w:name="Colorful List Accent 4" w:uiPriority="72"/>
+    <w:lsdException w:name="Colorful Grid Accent 4" w:uiPriority="73"/>
+    <w:lsdException w:name="Light Shading Accent 5" w:uiPriority="60"/>
+    <w:lsdException w:name="Light List Accent 5" w:uiPriority="61"/>
+    <w:lsdException w:name="Light Grid Accent 5" w:uiPriority="62"/>
+    <w:lsdException w:name="Medium Shading 1 Accent 5" w:uiPriority="63"/>
+    <w:lsdException w:name="Medium Shading 2 Accent 5" w:uiPriority="64"/>
+    <w:lsdException w:name="Medium List 1 Accent 5" w:uiPriority="65"/>
+    <w:lsdException w:name="Medium List 2 Accent 5" w:uiPriority="66"/>
+    <w:lsdException w:name="Medium Grid 1 Accent 5" w:uiPriority="67"/>
+    <w:lsdException w:name="Medium Grid 2 Accent 5" w:uiPriority="68"/>
+    <w:lsdException w:name="Medium Grid 3 Accent 5" w:uiPriority="69"/>
+    <w:lsdException w:name="Dark List Accent 5" w:uiPriority="70"/>
+    <w:lsdException w:name="Colorful Shading Accent 5" w:uiPriority="71"/>
+    <w:lsdException w:name="Colorful List Accent 5" w:uiPriority="72"/>
+    <w:lsdException w:name="Colorful Grid Accent 5" w:uiPriority="73"/>
+    <w:lsdException w:name="Light Shading Accent 6" w:uiPriority="60"/>
+    <w:lsdException w:name="Light List Accent 6" w:uiPriority="61"/>
+    <w:lsdException w:name="Light Grid Accent 6" w:uiPriority="62"/>
+    <w:lsdException w:name="Medium Shading 1 Accent 6" w:uiPriority="63"/>
+    <w:lsdException w:name="Medium Shading 2 Accent 6" w:uiPriority="64"/>
+    <w:lsdException w:name="Medium List 1 Accent 6" w:uiPriority="65"/>
+    <w:lsdException w:name="Medium List 2 Accent 6" w:uiPriority="66"/>
+    <w:lsdException w:name="Medium Grid 1 Accent 6" w:uiPriority="67"/>
+    <w:lsdException w:name="Medium Grid 2 Accent 6" w:uiPriority="68"/>
+    <w:lsdException w:name="Medium Grid 3 Accent 6" w:uiPriority="69"/>
+    <w:lsdException w:name="Dark List Accent 6" w:uiPriority="70"/>
+    <w:lsdException w:name="Colorful Shading Accent 6" w:uiPriority="71"/>
+    <w:lsdException w:name="Colorful List Accent 6" w:uiPriority="72"/>
+    <w:lsdException w:name="Colorful Grid Accent 6" w:uiPriority="73"/>
+    <w:lsdException w:name="Subtle Emphasis" w:uiPriority="19" w:qFormat="1"/>
+    <w:lsdException w:name="Intense Emphasis" w:uiPriority="21" w:qFormat="1"/>
+    <w:lsdException w:name="Subtle Reference" w:uiPriority="31" w:qFormat="1"/>
+    <w:lsdException w:name="Intense Reference" w:uiPriority="32" w:qFormat="1"/>
+    <w:lsdException w:name="Book Title" w:uiPriority="33" w:qFormat="1"/>
+    <w:lsdException w:name="Bibliography" w:semiHidden="1" w:uiPriority="37" w:unhideWhenUsed="1"/>
+    <w:lsdException w:name="TOC Heading" w:semiHidden="1" w:uiPriority="39" w:unhideWhenUsed="1" w:qFormat="1"/>
+    <w:lsdException w:name="Plain Table 1" w:uiPriority="41"/>
+    <w:lsdException w:name="Plain Table 2" w:uiPriority="42"/>
+    <w:lsdException w:name="Plain Table 3" w:uiPriority="43"/>
+    <w:lsdException w:name="Plain Table 4" w:uiPriority="44"/>
+    <w:lsdException w:name="Plain Table 5" w:uiPriority="45"/>
+    <w:lsdException w:name="Grid Table Light" w:uiPriority="40"/>
+    <w:lsdException w:name="Grid Table 1 Light" w:uiPriority="46"/>
+    <w:lsdException w:name="Grid Table 2" w:uiPriority="47"/>
+    <w:lsdException w:name="Grid Table 3" w:uiPriority="48"/>
+    <w:lsdException w:name="Grid Table 4" w:uiPriority="49"/>
+    <w:lsdException w:name="Grid Table 5 Dark" w:uiPriority="50"/>
+    <w:lsdException w:name="Grid Table 6 Colorful" w:uiPriority="51"/>
+    <w:lsdException w:name="Grid Table 7 Colorful" w:uiPriority="52"/>
+    <w:lsdException w:name="Grid Table 1 Light Accent 1" w:uiPriority="46"/>
+    <w:lsdException w:name="Grid Table 2 Accent 1" w:uiPriority="47"/>
+    <w:lsdException w:name="Grid Table 3 Accent 1" w:uiPriority="48"/>
+    <w:lsdException w:name="Grid Table 4 Accent 1" w:uiPriority="49"/>
+    <w:lsdException w:name="Grid Table 5 Dark Accent 1" w:uiPriority="50"/>
+    <w:lsdException w:name="Grid Table 6 Colorful Accent 1" w:uiPriority="51"/>
+    <w:lsdException w:name="Grid Table 7 Colorful Accent 1" w:uiPriority="52"/>
+    <w:lsdException w:name="Grid Table 1 Light Accent 2" w:uiPriority="46"/>
+    <w:lsdException w:name="Grid Table 2 Accent 2" w:uiPriority="47"/>
+    <w:lsdException w:name="Grid Table 3 Accent 2" w:uiPriority="48"/>
+    <w:lsdException w:name="Grid Table 4 Accent 2" w:uiPriority="49"/>
+    <w:lsdException w:name="Grid Table 5 Dark Accent 2" w:uiPriority="50"/>
+    <w:lsdException w:name="Grid Table 6 Colorful Accent 2" w:uiPriority="51"/>
+    <w:lsdException w:name="Grid Table 7 Colorful Accent 2" w:uiPriority="52"/>
+    <w:lsdException w:name="Grid Table 1 Light Accent 3" w:uiPriority="46"/>
+    <w:lsdException w:name="Grid Table 2 Accent 3" w:uiPriority="47"/>
+    <w:lsdException w:name="Grid Table 3 Accent 3" w:uiPriority="48"/>
+    <w:lsdException w:name="Grid Table 4 Accent 3" w:uiPriority="49"/>
+    <w:lsdException w:name="Grid Table 5 Dark Accent 3" w:uiPriority="50"/>
+    <w:lsdException w:name="Grid Table 6 Colorful Accent 3" w:uiPriority="51"/>
+    <w:lsdException w:name="Grid Table 7 Colorful Accent 3" w:uiPriority="52"/>
+    <w:lsdException w:name="Grid Table 1 Light Accent 4" w:uiPriority="46"/>
+    <w:lsdException w:name="Grid Table 2 Accent 4" w:uiPriority="47"/>
+    <w:lsdException w:name="Grid Table 3 Accent 4" w:uiPriority="48"/>
+    <w:lsdException w:name="Grid Table 4 Accent 4" w:uiPriority="49"/>
+    <w:lsdException w:name="Grid Table 5 Dark Accent 4" w:uiPriority="50"/>
+    <w:lsdException w:name="Grid Table 6 Colorful Accent 4" w:uiPriority="51"/>
+    <w:lsdException w:name="Grid Table 7 Colorful Accent 4" w:uiPriority="52"/>
+    <w:lsdException w:name="Grid Table 1 Light Accent 5" w:uiPriority="46"/>
+    <w:lsdException w:name="Grid Table 2 Accent 5" w:uiPriority="47"/>
+    <w:lsdException w:name="Grid Table 3 Accent 5" w:uiPriority="48"/>
+    <w:lsdException w:name="Grid Table 4 Accent 5" w:uiPriority="49"/>
+    <w:lsdException w:name="Grid Table 5 Dark Accent 5" w:uiPriority="50"/>
+    <w:lsdException w:name="Grid Table 6 Colorful Accent 5" w:uiPriority="51"/>
+    <w:lsdException w:name="Grid Table 7 Colorful Accent 5" w:uiPriority="52"/>
+    <w:lsdException w:name="Grid Table 1 Light Accent 6" w:uiPriority="46"/>
+    <w:lsdException w:name="Grid Table 2 Accent 6" w:uiPriority="47"/>
+    <w:lsdException w:name="Grid Table 3 Accent 6" w:uiPriority="48"/>
+    <w:lsdException w:name="Grid Table 4 Accent 6" w:uiPriority="49"/>
+    <w:lsdException w:name="Grid Table 5 Dark Accent 6" w:uiPriority="50"/>
+    <w:lsdException w:name="Grid Table 6 Colorful Accent 6" w:uiPriority="51"/>
+    <w:lsdException w:name="Grid Table 7 Colorful Accent 6" w:uiPriority="52"/>
+    <w:lsdException w:name="List Table 1 Light" w:uiPriority="46"/>
+    <w:lsdException w:name="List Table 2" w:uiPriority="47"/>
+    <w:lsdException w:name="List Table 3" w:uiPriority="48"/>
+    <w:lsdException w:name="List Table 4" w:uiPriority="49"/>
+    <w:lsdException w:name="List Table 5 Dark" w:uiPriority="50"/>
+    <w:lsdException w:name="List Table 6 Colorful" w:uiPriority="51"/>
+    <w:lsdException w:name="List Table 7 Colorful" w:uiPriority="52"/>
+    <w:lsdException w:name="List Table 1 Light Accent 1" w:uiPriority="46"/>
+    <w:lsdException w:name="List Table 2 Accent 1" w:uiPriority="47"/>
+    <w:lsdException w:name="List Table 3 Accent 1" w:uiPriority="48"/>
+    <w:lsdException w:name="List Table 4 Accent 1" w:uiPriority="49"/>
+    <w:lsdException w:name="List Table 5 Dark Accent 1" w:uiPriority="50"/>
+    <w:lsdException w:name="List Table 6 Colorful Accent 1" w:uiPriority="51"/>
+    <w:lsdException w:name="List Table 7 Colorful Accent 1" w:uiPriority="52"/>
+    <w:lsdException w:name="List Table 1 Light Accent 2" w:uiPriority="46"/>
+    <w:lsdException w:name="List Table 2 Accent 2" w:uiPriority="47"/>
+    <w:lsdException w:name="List Table 3 Accent 2" w:uiPriority="48"/>
+    <w:lsdException w:name="List Table 4 Accent 2" w:uiPriority="49"/>
+    <w:lsdException w:name="List Table 5 Dark Accent 2" w:uiPriority="50"/>
+    <w:lsdException w:name="List Table 6 Colorful Accent 2" w:uiPriority="51"/>
+    <w:lsdException w:name="List Table 7 Colorful Accent 2" w:uiPriority="52"/>
+    <w:lsdException w:name="List Table 1 Light Accent 3" w:uiPriority="46"/>
+    <w:lsdException w:name="List Table 2 Accent 3" w:uiPriority="47"/>
+    <w:lsdException w:name="List Table 3 Accent 3" w:uiPriority="48"/>
+    <w:lsdException w:name="List Table 4 Accent 3" w:uiPriority="49"/>
+    <w:lsdException w:name="List Table 5 Dark Accent 3" w:uiPriority="50"/>
+    <w:lsdException w:name="List Table 6 Colorful Accent 3" w:uiPriority="51"/>
+    <w:lsdException w:name="List Table 7 Colorful Accent 3" w:uiPriority="52"/>
+    <w:lsdException w:name="List Table 1 Light Accent 4" w:uiPriority="46"/>
+    <w:lsdException w:name="List Table 2 Accent 4" w:uiPriority="47"/>
+    <w:lsdException w:name="List Table 3 Accent 4" w:uiPriority="48"/>
+    <w:lsdException w:name="List Table 4 Accent 4" w:uiPriority="49"/>
+    <w:lsdException w:name="List Table 5 Dark Accent 4" w:uiPriority="50"/>
+    <w:lsdException w:name="List Table 6 Colorful Accent 4" w:uiPriority="51"/>
+    <w:lsdException w:name="List Table 7 Colorful Accent 4" w:uiPriority="52"/>
+    <w:lsdException w:name="List Table 1 Light Accent 5" w:uiPriority="46"/>
+    <w:lsdException w:name="List Table 2 Accent 5" w:uiPriority="47"/>
+    <w:lsdException w:name="List Table 3 Accent 5" w:uiPriority="48"/>
+    <w:lsdException w:name="List Table 4 Accent 5" w:uiPriority="49"/>
+    <w:lsdException w:name="List Table 5 Dark Accent 5" w:uiPriority="50"/>
+    <w:lsdException w:name="List Table 6 Colorful Accent 5" w:uiPriority="51"/>
+    <w:lsdException w:name="List Table 7 Colorful Accent 5" w:uiPriority="52"/>
+    <w:lsdException w:name="List Table 1 Light Accent 6" w:uiPriority="46"/>
+    <w:lsdException w:name="List Table 2 Accent 6" w:uiPriority="47"/>
+    <w:lsdException w:name="List Table 3 Accent 6" w:uiPriority="48"/>
+    <w:lsdException w:name="List Table 4 Accent 6" w:uiPriority="49"/>
+    <w:lsdException w:name="List Table 5 Dark Accent 6" w:uiPriority="50"/>
+    <w:lsdException w:name="List Table 6 Colorful Accent 6" w:uiPriority="51"/>
+    <w:lsdException w:name="List Table 7 Colorful Accent 6" w:uiPriority="52"/>
+    <w:lsdException w:name="Mention" w:semiHidden="1" w:unhideWhenUsed="1"/>
+    <w:lsdException w:name="Smart Hyperlink" w:semiHidden="1" w:unhideWhenUsed="1"/>
+    <w:lsdException w:name="Hashtag" w:semiHidden="1" w:unhideWhenUsed="1"/>
+    <w:lsdException w:name="Unresolved Mention" w:semiHidden="1" w:unhideWhenUsed="1"/>
+    <w:lsdException w:name="Smart Link" w:semiHidden="1" w:unhideWhenUsed="1"/>
+  </w:latentStyles>
+  <w:style w:type="paragraph" w:default="1" w:styleId="Normal">
+    <w:name w:val="Normal"/>
+    <w:qFormat/>
+  </w:style>
+  <w:style w:type="character" w:default="1" w:styleId="DefaultParagraphFont">
+    <w:name w:val="Default Paragraph Font"/>
+    <w:uiPriority w:val="1"/>
+    <w:semiHidden/>
+    <w:unhideWhenUsed/>
+  </w:style>
+  <w:style w:type="table" w:default="1" w:styleId="TableNormal">
+    <w:name w:val="Normal Table"/>
+    <w:uiPriority w:val="99"/>
+    <w:semiHidden/>
+    <w:unhideWhenUsed/>
+    <w:tblPr>
+      <w:tblInd w:w="0" w:type="dxa"/>
+      <w:tblCellMar>
+        <w:top w:w="0" w:type="dxa"/>
+        <w:left w:w="108" w:type="dxa"/>
+        <w:bottom w:w="0" w:type="dxa"/>
+        <w:right w:w="108" w:type="dxa"/>
+      </w:tblCellMar>
+    </w:tblPr>
+  </w:style>
+  <w:style w:type="numbering" w:default="1" w:styleId="NoList">
+    <w:name w:val="No List"/>
+    <w:uiPriority w:val="99"/>
+    <w:semiHidden/>
+    <w:unhideWhenUsed/>
+  </w:style>
+  <w:style w:type="paragraph" w:customStyle="1" w:styleId="B9D647289798452E8879074F2EB2D990">
+    <w:name w:val="B9D647289798452E8879074F2EB2D990"/>
+    <w:rsid w:val="001572D6"/>
+  </w:style>
+</w:styles>
+</file>
+
+<file path=word/glossary/webSettings.xml><?xml version="1.0" encoding="utf-8"?>
+<w:webSettings xmlns:mc="http://schemas.openxmlformats.org/markup-compatibility/2006" xmlns:r="http://schemas.openxmlformats.org/officeDocument/2006/relationships" xmlns:w="http://schemas.openxmlformats.org/wordprocessingml/2006/main" xmlns:w14="http://schemas.microsoft.com/office/word/2010/wordml" xmlns:w15="http://schemas.microsoft.com/office/word/2012/wordml" xmlns:w16cex="http://schemas.microsoft.com/office/word/2018/wordml/cex" xmlns:w16cid="http://schemas.microsoft.com/office/word/2016/wordml/cid" xmlns:w16="http://schemas.microsoft.com/office/word/2018/wordml" xmlns:w16du="http://schemas.microsoft.com/office/word/2023/wordml/word16du" xmlns:w16sdtdh="http://schemas.microsoft.com/office/word/2020/wordml/sdtdatahash" xmlns:w16sdtfl="http://schemas.microsoft.com/office/word/2024/wordml/sdtformatlock" xmlns:w16se="http://schemas.microsoft.com/office/word/2015/wordml/symex" mc:Ignorable="w14 w15 w16se w16cid w16 w16cex w16sdtdh w16sdtfl w16du">
+  <w:optimizeForBrowser/>
+  <w:allowPNG/>
+</w:webSettings>
 </file>
 
 <file path=word/theme/theme1.xml><?xml version="1.0" encoding="utf-8"?>
